--- a/documents/Design document for the personal challenge.docx
+++ b/documents/Design document for the personal challenge.docx
@@ -7,6 +7,7 @@
         <w:pStyle w:val="Title"/>
         <w:jc w:val="center"/>
         <w:rPr>
+          <w:rFonts w:asciiTheme="minorHAnsi" w:hAnsiTheme="minorHAnsi"/>
           <w:b/>
           <w:bCs/>
           <w:lang w:val="en-US"/>
@@ -14,6 +15,7 @@
       </w:pPr>
       <w:r>
         <w:rPr>
+          <w:rFonts w:asciiTheme="minorHAnsi" w:hAnsiTheme="minorHAnsi"/>
           <w:b/>
           <w:bCs/>
           <w:lang w:val="en-US"/>
@@ -24,7 +26,12 @@
     <w:p>
       <w:pPr>
         <w:pStyle w:val="Heading1"/>
-        <w:rPr>
+        <w:numPr>
+          <w:ilvl w:val="0"/>
+          <w:numId w:val="6"/>
+        </w:numPr>
+        <w:rPr>
+          <w:rFonts w:asciiTheme="minorHAnsi" w:hAnsiTheme="minorHAnsi"/>
           <w:b/>
           <w:bCs/>
           <w:lang w:val="en-US"/>
@@ -32,6 +39,7 @@
       </w:pPr>
       <w:r>
         <w:rPr>
+          <w:rFonts w:asciiTheme="minorHAnsi" w:hAnsiTheme="minorHAnsi"/>
           <w:b/>
           <w:bCs/>
           <w:lang w:val="en-US"/>
@@ -51,6 +59,1185 @@
           <w:rFonts w:asciiTheme="minorHAnsi" w:hAnsiTheme="minorHAnsi"/>
         </w:rPr>
         <w:t>In this document, I will describe the initial design of my project. I will discuss the overall project structure, dataset preprocessing, the front-end design, and the cooperation between multiple models.</w:t>
+      </w:r>
+    </w:p>
+    <w:p>
+      <w:pPr>
+        <w:pStyle w:val="Heading1"/>
+        <w:numPr>
+          <w:ilvl w:val="0"/>
+          <w:numId w:val="6"/>
+        </w:numPr>
+        <w:rPr>
+          <w:rFonts w:asciiTheme="minorHAnsi" w:eastAsia="Times New Roman" w:hAnsiTheme="minorHAnsi"/>
+          <w:b/>
+          <w:bCs/>
+          <w:lang w:val="en-US" w:eastAsia="en-GB"/>
+        </w:rPr>
+      </w:pPr>
+      <w:r>
+        <w:rPr>
+          <w:rFonts w:asciiTheme="minorHAnsi" w:eastAsia="Times New Roman" w:hAnsiTheme="minorHAnsi"/>
+          <w:b/>
+          <w:bCs/>
+          <w:lang w:eastAsia="en-GB"/>
+        </w:rPr>
+        <w:t>Project Justification and Requirements Specification</w:t>
+      </w:r>
+      <w:r>
+        <w:rPr>
+          <w:rFonts w:asciiTheme="minorHAnsi" w:eastAsia="Times New Roman" w:hAnsiTheme="minorHAnsi"/>
+          <w:b/>
+          <w:bCs/>
+          <w:lang w:val="en-US" w:eastAsia="en-GB"/>
+        </w:rPr>
+        <w:t xml:space="preserve"> based on Iteration </w:t>
+      </w:r>
+      <w:r>
+        <w:rPr>
+          <w:rFonts w:asciiTheme="minorHAnsi" w:eastAsia="Times New Roman" w:hAnsiTheme="minorHAnsi"/>
+          <w:b/>
+          <w:bCs/>
+          <w:lang w:val="en-US" w:eastAsia="en-GB"/>
+        </w:rPr>
+        <w:t>Z</w:t>
+      </w:r>
+      <w:r>
+        <w:rPr>
+          <w:rFonts w:asciiTheme="minorHAnsi" w:eastAsia="Times New Roman" w:hAnsiTheme="minorHAnsi"/>
+          <w:b/>
+          <w:bCs/>
+          <w:lang w:val="en-US" w:eastAsia="en-GB"/>
+        </w:rPr>
+        <w:t>ero and EDA:</w:t>
+      </w:r>
+    </w:p>
+    <w:p>
+      <w:pPr>
+        <w:spacing w:after="0" w:line="240" w:lineRule="auto"/>
+        <w:rPr>
+          <w:rFonts w:eastAsia="Times New Roman" w:cs="Arial"/>
+          <w:kern w:val="0"/>
+          <w:lang w:eastAsia="en-GB"/>
+          <w14:ligatures w14:val="none"/>
+        </w:rPr>
+      </w:pPr>
+    </w:p>
+    <w:p>
+      <w:pPr>
+        <w:spacing w:after="0" w:line="240" w:lineRule="auto"/>
+        <w:rPr>
+          <w:rFonts w:eastAsia="Times New Roman" w:cs="Arial"/>
+          <w:kern w:val="0"/>
+          <w:lang w:eastAsia="en-GB"/>
+          <w14:ligatures w14:val="none"/>
+        </w:rPr>
+      </w:pPr>
+      <w:r>
+        <w:rPr>
+          <w:rFonts w:eastAsia="Times New Roman" w:cs="Arial"/>
+          <w:b/>
+          <w:bCs/>
+          <w:kern w:val="0"/>
+          <w:lang w:eastAsia="en-GB"/>
+          <w14:ligatures w14:val="none"/>
+        </w:rPr>
+        <w:t>1. Introduction &amp; Baseline Results</w:t>
+      </w:r>
+      <w:r>
+        <w:rPr>
+          <w:rFonts w:eastAsia="Times New Roman" w:cs="Arial"/>
+          <w:b/>
+          <w:bCs/>
+          <w:kern w:val="0"/>
+          <w:lang w:eastAsia="en-GB"/>
+          <w14:ligatures w14:val="none"/>
+        </w:rPr>
+        <w:t>:</w:t>
+      </w:r>
+      <w:r>
+        <w:rPr>
+          <w:rFonts w:eastAsia="Times New Roman" w:cs="Arial"/>
+          <w:kern w:val="0"/>
+          <w:lang w:eastAsia="en-GB"/>
+          <w14:ligatures w14:val="none"/>
+        </w:rPr>
+        <w:t xml:space="preserve"> The initial K-Nearest Neighbors (KNN) model was developed strictly as a Proof of Concept to test the viability of automated tagging. The baseline algorithm yielded an accuracy of 0.07 and a micro F1-Score of 0.38. These metrics clearly demonstrate that simple distance-based algorithms cannot effectively process the complex, multi-dimensional metadata structure of TTRPGs, necessitating the shift to an advanced two-stage neural network architecture. </w:t>
+      </w:r>
+    </w:p>
+    <w:p>
+      <w:pPr>
+        <w:spacing w:after="0" w:line="240" w:lineRule="auto"/>
+        <w:rPr>
+          <w:rFonts w:eastAsia="Times New Roman" w:cs="Arial"/>
+          <w:kern w:val="0"/>
+          <w:lang w:eastAsia="en-GB"/>
+          <w14:ligatures w14:val="none"/>
+        </w:rPr>
+      </w:pPr>
+    </w:p>
+    <w:p>
+      <w:pPr>
+        <w:spacing w:after="0" w:line="240" w:lineRule="auto"/>
+        <w:rPr>
+          <w:rFonts w:eastAsia="Times New Roman" w:cs="Arial"/>
+          <w:kern w:val="0"/>
+          <w:lang w:eastAsia="en-GB"/>
+          <w14:ligatures w14:val="none"/>
+        </w:rPr>
+      </w:pPr>
+      <w:r>
+        <w:rPr>
+          <w:rFonts w:eastAsia="Times New Roman" w:cs="Arial"/>
+          <w:b/>
+          <w:bCs/>
+          <w:kern w:val="0"/>
+          <w:lang w:eastAsia="en-GB"/>
+          <w14:ligatures w14:val="none"/>
+        </w:rPr>
+        <w:t>2. Architecture Justification Based on EDA</w:t>
+      </w:r>
+      <w:r>
+        <w:rPr>
+          <w:rFonts w:eastAsia="Times New Roman" w:cs="Arial"/>
+          <w:b/>
+          <w:bCs/>
+          <w:kern w:val="0"/>
+          <w:lang w:eastAsia="en-GB"/>
+          <w14:ligatures w14:val="none"/>
+        </w:rPr>
+        <w:t>:</w:t>
+      </w:r>
+      <w:r>
+        <w:rPr>
+          <w:rFonts w:eastAsia="Times New Roman" w:cs="Arial"/>
+          <w:kern w:val="0"/>
+          <w:lang w:eastAsia="en-GB"/>
+          <w14:ligatures w14:val="none"/>
+        </w:rPr>
+        <w:t xml:space="preserve"> The new architecture is directly informed by the Exploratory Data Analysis (EDA) conducted on a dataset of 1,994 spells: </w:t>
+      </w:r>
+    </w:p>
+    <w:p>
+      <w:pPr>
+        <w:spacing w:after="0" w:line="240" w:lineRule="auto"/>
+        <w:rPr>
+          <w:rFonts w:eastAsia="Times New Roman" w:cs="Arial"/>
+          <w:kern w:val="0"/>
+          <w:lang w:eastAsia="en-GB"/>
+          <w14:ligatures w14:val="none"/>
+        </w:rPr>
+      </w:pPr>
+    </w:p>
+    <w:p>
+      <w:pPr>
+        <w:spacing w:after="100" w:afterAutospacing="1" w:line="240" w:lineRule="auto"/>
+        <w:ind w:left="360"/>
+        <w:rPr>
+          <w:rFonts w:eastAsia="Times New Roman" w:cs="Arial"/>
+          <w:kern w:val="0"/>
+          <w:lang w:eastAsia="en-GB"/>
+          <w14:ligatures w14:val="none"/>
+        </w:rPr>
+      </w:pPr>
+      <w:r>
+        <w:rPr>
+          <w:rFonts w:eastAsia="Times New Roman" w:cs="Arial"/>
+          <w:b/>
+          <w:bCs/>
+          <w:kern w:val="0"/>
+          <w:lang w:eastAsia="en-GB"/>
+          <w14:ligatures w14:val="none"/>
+        </w:rPr>
+        <w:t>Class Imbalance:</w:t>
+      </w:r>
+      <w:r>
+        <w:rPr>
+          <w:rFonts w:eastAsia="Times New Roman" w:cs="Arial"/>
+          <w:kern w:val="0"/>
+          <w:lang w:eastAsia="en-GB"/>
+          <w14:ligatures w14:val="none"/>
+        </w:rPr>
+        <w:t xml:space="preserve"> Analysis of the top 20 most frequent tags and tag density per spell confirmed severe class imbalance. This requires the use of a Sigmoid activation function and Binary Cross Entropy loss (BCEWithLogitsLoss) for independent multi-label classification. </w:t>
+      </w:r>
+    </w:p>
+    <w:p>
+      <w:pPr>
+        <w:spacing w:after="100" w:afterAutospacing="1" w:line="240" w:lineRule="auto"/>
+        <w:ind w:left="360"/>
+        <w:rPr>
+          <w:rFonts w:eastAsia="Times New Roman" w:cs="Arial"/>
+          <w:kern w:val="0"/>
+          <w:lang w:eastAsia="en-GB"/>
+          <w14:ligatures w14:val="none"/>
+        </w:rPr>
+      </w:pPr>
+      <w:r>
+        <w:rPr>
+          <w:rFonts w:eastAsia="Times New Roman" w:cs="Arial"/>
+          <w:b/>
+          <w:bCs/>
+          <w:kern w:val="0"/>
+          <w:lang w:eastAsia="en-GB"/>
+          <w14:ligatures w14:val="none"/>
+        </w:rPr>
+        <w:t>Feature Extraction (NLP):</w:t>
+      </w:r>
+      <w:r>
+        <w:rPr>
+          <w:rFonts w:eastAsia="Times New Roman" w:cs="Arial"/>
+          <w:kern w:val="0"/>
+          <w:lang w:eastAsia="en-GB"/>
+          <w14:ligatures w14:val="none"/>
+        </w:rPr>
+        <w:t xml:space="preserve"> Frequency analysis of words with a count below 2,000 proved the existence of strong lexical patterns. The first model utilizes an Embedding Layer to translate these semantic patterns into dense numeric vectors. </w:t>
+      </w:r>
+    </w:p>
+    <w:p>
+      <w:pPr>
+        <w:spacing w:after="100" w:afterAutospacing="1" w:line="240" w:lineRule="auto"/>
+        <w:ind w:left="360"/>
+        <w:rPr>
+          <w:rFonts w:eastAsia="Times New Roman" w:cs="Arial"/>
+          <w:kern w:val="0"/>
+          <w:lang w:eastAsia="en-GB"/>
+          <w14:ligatures w14:val="none"/>
+        </w:rPr>
+      </w:pPr>
+      <w:r>
+        <w:rPr>
+          <w:rFonts w:eastAsia="Times New Roman" w:cs="Arial"/>
+          <w:b/>
+          <w:bCs/>
+          <w:kern w:val="0"/>
+          <w:lang w:eastAsia="en-GB"/>
+          <w14:ligatures w14:val="none"/>
+        </w:rPr>
+        <w:t>Contextual Dependencies:</w:t>
+      </w:r>
+      <w:r>
+        <w:rPr>
+          <w:rFonts w:eastAsia="Times New Roman" w:cs="Arial"/>
+          <w:kern w:val="0"/>
+          <w:lang w:eastAsia="en-GB"/>
+          <w14:ligatures w14:val="none"/>
+        </w:rPr>
+        <w:t xml:space="preserve"> The tag co-occurrence matrix highlighted stable relationships between specific magical schools and mechanical effects. The second model is designed to recognize and resolve these probability matrices. </w:t>
+      </w:r>
+    </w:p>
+    <w:p>
+      <w:pPr>
+        <w:spacing w:after="100" w:afterAutospacing="1" w:line="240" w:lineRule="auto"/>
+        <w:ind w:left="360"/>
+        <w:rPr>
+          <w:rFonts w:eastAsia="Times New Roman" w:cs="Arial"/>
+          <w:kern w:val="0"/>
+          <w:lang w:eastAsia="en-GB"/>
+          <w14:ligatures w14:val="none"/>
+        </w:rPr>
+      </w:pPr>
+      <w:r>
+        <w:rPr>
+          <w:rFonts w:eastAsia="Times New Roman" w:cs="Arial"/>
+          <w:b/>
+          <w:bCs/>
+          <w:kern w:val="0"/>
+          <w:lang w:eastAsia="en-GB"/>
+          <w14:ligatures w14:val="none"/>
+        </w:rPr>
+        <w:t>Spell Level Correlation:</w:t>
+      </w:r>
+      <w:r>
+        <w:rPr>
+          <w:rFonts w:eastAsia="Times New Roman" w:cs="Arial"/>
+          <w:kern w:val="0"/>
+          <w:lang w:eastAsia="en-GB"/>
+          <w14:ligatures w14:val="none"/>
+        </w:rPr>
+        <w:t xml:space="preserve"> EDA findings suggest that spell rank influences the average word count and text structure. Consequently, the Spell Rank is fed into the network as a distinct structured feature (X2) to improve predictive accuracy. </w:t>
+      </w:r>
+    </w:p>
+    <w:p>
+      <w:pPr>
+        <w:pStyle w:val="Heading1"/>
+        <w:numPr>
+          <w:ilvl w:val="0"/>
+          <w:numId w:val="6"/>
+        </w:numPr>
+        <w:rPr>
+          <w:rFonts w:eastAsia="Times New Roman"/>
+          <w:b/>
+          <w:bCs/>
+          <w:lang w:eastAsia="en-GB"/>
+        </w:rPr>
+      </w:pPr>
+      <w:r>
+        <w:rPr>
+          <w:rFonts w:eastAsia="Times New Roman"/>
+          <w:b/>
+          <w:bCs/>
+          <w:lang w:eastAsia="en-GB"/>
+        </w:rPr>
+        <w:lastRenderedPageBreak/>
+        <w:t>MoSCoW Requirements (Functional &amp; Non-Functional)</w:t>
+      </w:r>
+    </w:p>
+    <w:p>
+      <w:pPr>
+        <w:pStyle w:val="Heading3"/>
+        <w:rPr>
+          <w:rFonts w:eastAsia="Times New Roman"/>
+          <w:b/>
+          <w:bCs/>
+          <w:lang w:eastAsia="en-GB"/>
+        </w:rPr>
+      </w:pPr>
+      <w:r>
+        <w:rPr>
+          <w:rFonts w:eastAsia="Times New Roman"/>
+          <w:b/>
+          <w:bCs/>
+          <w:lang w:eastAsia="en-GB"/>
+        </w:rPr>
+        <w:t>Must Have</w:t>
+      </w:r>
+      <w:r>
+        <w:rPr>
+          <w:rFonts w:eastAsia="Times New Roman"/>
+          <w:b/>
+          <w:bCs/>
+          <w:lang w:eastAsia="en-GB"/>
+        </w:rPr>
+        <w:t>:</w:t>
+      </w:r>
+    </w:p>
+    <w:p>
+      <w:pPr>
+        <w:numPr>
+          <w:ilvl w:val="0"/>
+          <w:numId w:val="2"/>
+        </w:numPr>
+        <w:spacing w:after="100" w:afterAutospacing="1" w:line="240" w:lineRule="auto"/>
+        <w:rPr>
+          <w:rFonts w:eastAsia="Times New Roman" w:cs="Arial"/>
+          <w:kern w:val="0"/>
+          <w:lang w:eastAsia="en-GB"/>
+          <w14:ligatures w14:val="none"/>
+        </w:rPr>
+      </w:pPr>
+      <w:r>
+        <w:rPr>
+          <w:rFonts w:eastAsia="Times New Roman" w:cs="Arial"/>
+          <w:b/>
+          <w:bCs/>
+          <w:kern w:val="0"/>
+          <w:lang w:eastAsia="en-GB"/>
+          <w14:ligatures w14:val="none"/>
+        </w:rPr>
+        <w:t>Functional:</w:t>
+      </w:r>
+    </w:p>
+    <w:p>
+      <w:pPr>
+        <w:numPr>
+          <w:ilvl w:val="1"/>
+          <w:numId w:val="2"/>
+        </w:numPr>
+        <w:spacing w:after="100" w:afterAutospacing="1" w:line="240" w:lineRule="auto"/>
+        <w:rPr>
+          <w:rFonts w:eastAsia="Times New Roman" w:cs="Arial"/>
+          <w:kern w:val="0"/>
+          <w:lang w:eastAsia="en-GB"/>
+          <w14:ligatures w14:val="none"/>
+        </w:rPr>
+      </w:pPr>
+      <w:r>
+        <w:rPr>
+          <w:rFonts w:eastAsia="Times New Roman" w:cs="Arial"/>
+          <w:b/>
+          <w:bCs/>
+          <w:kern w:val="0"/>
+          <w:lang w:eastAsia="en-GB"/>
+          <w14:ligatures w14:val="none"/>
+        </w:rPr>
+        <w:t>Text Preprocessing Pipeline:</w:t>
+      </w:r>
+      <w:r>
+        <w:rPr>
+          <w:rFonts w:eastAsia="Times New Roman" w:cs="Arial"/>
+          <w:kern w:val="0"/>
+          <w:lang w:eastAsia="en-GB"/>
+          <w14:ligatures w14:val="none"/>
+        </w:rPr>
+        <w:t xml:space="preserve"> The system must accurately clean raw text by stripping HTML markup, removing special characters, and tokenizing the data. </w:t>
+      </w:r>
+    </w:p>
+    <w:p>
+      <w:pPr>
+        <w:numPr>
+          <w:ilvl w:val="1"/>
+          <w:numId w:val="2"/>
+        </w:numPr>
+        <w:spacing w:after="100" w:afterAutospacing="1" w:line="240" w:lineRule="auto"/>
+        <w:rPr>
+          <w:rFonts w:eastAsia="Times New Roman" w:cs="Arial"/>
+          <w:kern w:val="0"/>
+          <w:lang w:eastAsia="en-GB"/>
+          <w14:ligatures w14:val="none"/>
+        </w:rPr>
+      </w:pPr>
+      <w:r>
+        <w:rPr>
+          <w:rFonts w:eastAsia="Times New Roman" w:cs="Arial"/>
+          <w:b/>
+          <w:bCs/>
+          <w:kern w:val="0"/>
+          <w:lang w:eastAsia="en-GB"/>
+          <w14:ligatures w14:val="none"/>
+        </w:rPr>
+        <w:t>Multi-Label Classification:</w:t>
+      </w:r>
+      <w:r>
+        <w:rPr>
+          <w:rFonts w:eastAsia="Times New Roman" w:cs="Arial"/>
+          <w:kern w:val="0"/>
+          <w:lang w:eastAsia="en-GB"/>
+          <w14:ligatures w14:val="none"/>
+        </w:rPr>
+        <w:t xml:space="preserve"> The output layer must use a Sigmoid activation function to generate independent probabilities for each tag. </w:t>
+      </w:r>
+    </w:p>
+    <w:p>
+      <w:pPr>
+        <w:numPr>
+          <w:ilvl w:val="1"/>
+          <w:numId w:val="2"/>
+        </w:numPr>
+        <w:spacing w:after="100" w:afterAutospacing="1" w:line="240" w:lineRule="auto"/>
+        <w:rPr>
+          <w:rFonts w:eastAsia="Times New Roman" w:cs="Arial"/>
+          <w:kern w:val="0"/>
+          <w:lang w:eastAsia="en-GB"/>
+          <w14:ligatures w14:val="none"/>
+        </w:rPr>
+      </w:pPr>
+      <w:r>
+        <w:rPr>
+          <w:rFonts w:eastAsia="Times New Roman" w:cs="Arial"/>
+          <w:b/>
+          <w:bCs/>
+          <w:kern w:val="0"/>
+          <w:lang w:eastAsia="en-GB"/>
+          <w14:ligatures w14:val="none"/>
+        </w:rPr>
+        <w:t>JSON Generation:</w:t>
+      </w:r>
+      <w:r>
+        <w:rPr>
+          <w:rFonts w:eastAsia="Times New Roman" w:cs="Arial"/>
+          <w:kern w:val="0"/>
+          <w:lang w:eastAsia="en-GB"/>
+          <w14:ligatures w14:val="none"/>
+        </w:rPr>
+        <w:t xml:space="preserve"> The application must format the predicted tags and spell text into a valid </w:t>
+      </w:r>
+      <w:r>
+        <w:rPr>
+          <w:rFonts w:eastAsia="Times New Roman" w:cs="Arial"/>
+          <w:kern w:val="0"/>
+          <w:sz w:val="20"/>
+          <w:szCs w:val="20"/>
+          <w:lang w:eastAsia="en-GB"/>
+          <w14:ligatures w14:val="none"/>
+        </w:rPr>
+        <w:t>.json</w:t>
+      </w:r>
+      <w:r>
+        <w:rPr>
+          <w:rFonts w:eastAsia="Times New Roman" w:cs="Arial"/>
+          <w:kern w:val="0"/>
+          <w:lang w:eastAsia="en-GB"/>
+          <w14:ligatures w14:val="none"/>
+        </w:rPr>
+        <w:t xml:space="preserve"> file. </w:t>
+      </w:r>
+    </w:p>
+    <w:p>
+      <w:pPr>
+        <w:numPr>
+          <w:ilvl w:val="1"/>
+          <w:numId w:val="2"/>
+        </w:numPr>
+        <w:spacing w:after="100" w:afterAutospacing="1" w:line="240" w:lineRule="auto"/>
+        <w:rPr>
+          <w:rFonts w:eastAsia="Times New Roman" w:cs="Arial"/>
+          <w:kern w:val="0"/>
+          <w:lang w:eastAsia="en-GB"/>
+          <w14:ligatures w14:val="none"/>
+        </w:rPr>
+      </w:pPr>
+      <w:r>
+        <w:rPr>
+          <w:rFonts w:eastAsia="Times New Roman" w:cs="Arial"/>
+          <w:b/>
+          <w:bCs/>
+          <w:kern w:val="0"/>
+          <w:lang w:eastAsia="en-GB"/>
+          <w14:ligatures w14:val="none"/>
+        </w:rPr>
+        <w:t>VTT Auto-Routing:</w:t>
+      </w:r>
+      <w:r>
+        <w:rPr>
+          <w:rFonts w:eastAsia="Times New Roman" w:cs="Arial"/>
+          <w:kern w:val="0"/>
+          <w:lang w:eastAsia="en-GB"/>
+          <w14:ligatures w14:val="none"/>
+        </w:rPr>
+        <w:t xml:space="preserve"> The generated JSON must be strictly structured so that Foundry VTT automatically sorts spells into predefined folders (</w:t>
+      </w:r>
+      <w:r>
+        <w:rPr>
+          <w:rFonts w:eastAsia="Times New Roman" w:cs="Arial"/>
+          <w:kern w:val="0"/>
+          <w:sz w:val="20"/>
+          <w:szCs w:val="20"/>
+          <w:lang w:eastAsia="en-GB"/>
+          <w14:ligatures w14:val="none"/>
+        </w:rPr>
+        <w:t>Cantrip</w:t>
+      </w:r>
+      <w:r>
+        <w:rPr>
+          <w:rFonts w:eastAsia="Times New Roman" w:cs="Arial"/>
+          <w:kern w:val="0"/>
+          <w:lang w:eastAsia="en-GB"/>
+          <w14:ligatures w14:val="none"/>
+        </w:rPr>
+        <w:t xml:space="preserve">, </w:t>
+      </w:r>
+      <w:r>
+        <w:rPr>
+          <w:rFonts w:eastAsia="Times New Roman" w:cs="Arial"/>
+          <w:kern w:val="0"/>
+          <w:sz w:val="20"/>
+          <w:szCs w:val="20"/>
+          <w:lang w:eastAsia="en-GB"/>
+          <w14:ligatures w14:val="none"/>
+        </w:rPr>
+        <w:t>Rank 1</w:t>
+      </w:r>
+      <w:r>
+        <w:rPr>
+          <w:rFonts w:eastAsia="Times New Roman" w:cs="Arial"/>
+          <w:kern w:val="0"/>
+          <w:lang w:eastAsia="en-GB"/>
+          <w14:ligatures w14:val="none"/>
+        </w:rPr>
+        <w:t xml:space="preserve"> through </w:t>
+      </w:r>
+      <w:r>
+        <w:rPr>
+          <w:rFonts w:eastAsia="Times New Roman" w:cs="Arial"/>
+          <w:kern w:val="0"/>
+          <w:sz w:val="20"/>
+          <w:szCs w:val="20"/>
+          <w:lang w:eastAsia="en-GB"/>
+          <w14:ligatures w14:val="none"/>
+        </w:rPr>
+        <w:t>Rank 10</w:t>
+      </w:r>
+      <w:r>
+        <w:rPr>
+          <w:rFonts w:eastAsia="Times New Roman" w:cs="Arial"/>
+          <w:kern w:val="0"/>
+          <w:lang w:eastAsia="en-GB"/>
+          <w14:ligatures w14:val="none"/>
+        </w:rPr>
+        <w:t xml:space="preserve">, </w:t>
+      </w:r>
+      <w:r>
+        <w:rPr>
+          <w:rFonts w:eastAsia="Times New Roman" w:cs="Arial"/>
+          <w:kern w:val="0"/>
+          <w:sz w:val="20"/>
+          <w:szCs w:val="20"/>
+          <w:lang w:eastAsia="en-GB"/>
+          <w14:ligatures w14:val="none"/>
+        </w:rPr>
+        <w:t>Focus</w:t>
+      </w:r>
+      <w:r>
+        <w:rPr>
+          <w:rFonts w:eastAsia="Times New Roman" w:cs="Arial"/>
+          <w:kern w:val="0"/>
+          <w:lang w:eastAsia="en-GB"/>
+          <w14:ligatures w14:val="none"/>
+        </w:rPr>
+        <w:t xml:space="preserve">, </w:t>
+      </w:r>
+      <w:r>
+        <w:rPr>
+          <w:rFonts w:eastAsia="Times New Roman" w:cs="Arial"/>
+          <w:kern w:val="0"/>
+          <w:sz w:val="20"/>
+          <w:szCs w:val="20"/>
+          <w:lang w:eastAsia="en-GB"/>
+          <w14:ligatures w14:val="none"/>
+        </w:rPr>
+        <w:t>Rituals</w:t>
+      </w:r>
+      <w:r>
+        <w:rPr>
+          <w:rFonts w:eastAsia="Times New Roman" w:cs="Arial"/>
+          <w:kern w:val="0"/>
+          <w:lang w:eastAsia="en-GB"/>
+          <w14:ligatures w14:val="none"/>
+        </w:rPr>
+        <w:t xml:space="preserve">, and </w:t>
+      </w:r>
+      <w:r>
+        <w:rPr>
+          <w:rFonts w:eastAsia="Times New Roman" w:cs="Arial"/>
+          <w:kern w:val="0"/>
+          <w:sz w:val="20"/>
+          <w:szCs w:val="20"/>
+          <w:lang w:eastAsia="en-GB"/>
+          <w14:ligatures w14:val="none"/>
+        </w:rPr>
+        <w:t>Impossible Spells</w:t>
+      </w:r>
+      <w:r>
+        <w:rPr>
+          <w:rFonts w:eastAsia="Times New Roman" w:cs="Arial"/>
+          <w:kern w:val="0"/>
+          <w:lang w:eastAsia="en-GB"/>
+          <w14:ligatures w14:val="none"/>
+        </w:rPr>
+        <w:t xml:space="preserve">) upon import. </w:t>
+      </w:r>
+    </w:p>
+    <w:p>
+      <w:pPr>
+        <w:numPr>
+          <w:ilvl w:val="0"/>
+          <w:numId w:val="2"/>
+        </w:numPr>
+        <w:spacing w:after="100" w:afterAutospacing="1" w:line="240" w:lineRule="auto"/>
+        <w:rPr>
+          <w:rFonts w:eastAsia="Times New Roman" w:cs="Arial"/>
+          <w:kern w:val="0"/>
+          <w:lang w:eastAsia="en-GB"/>
+          <w14:ligatures w14:val="none"/>
+        </w:rPr>
+      </w:pPr>
+      <w:r>
+        <w:rPr>
+          <w:rFonts w:eastAsia="Times New Roman" w:cs="Arial"/>
+          <w:b/>
+          <w:bCs/>
+          <w:kern w:val="0"/>
+          <w:lang w:eastAsia="en-GB"/>
+          <w14:ligatures w14:val="none"/>
+        </w:rPr>
+        <w:t>Non-Functional:</w:t>
+      </w:r>
+    </w:p>
+    <w:p>
+      <w:pPr>
+        <w:numPr>
+          <w:ilvl w:val="1"/>
+          <w:numId w:val="2"/>
+        </w:numPr>
+        <w:spacing w:after="100" w:afterAutospacing="1" w:line="240" w:lineRule="auto"/>
+        <w:rPr>
+          <w:rFonts w:eastAsia="Times New Roman" w:cs="Arial"/>
+          <w:kern w:val="0"/>
+          <w:lang w:eastAsia="en-GB"/>
+          <w14:ligatures w14:val="none"/>
+        </w:rPr>
+      </w:pPr>
+      <w:r>
+        <w:rPr>
+          <w:rFonts w:eastAsia="Times New Roman" w:cs="Arial"/>
+          <w:b/>
+          <w:bCs/>
+          <w:kern w:val="0"/>
+          <w:lang w:eastAsia="en-GB"/>
+          <w14:ligatures w14:val="none"/>
+        </w:rPr>
+        <w:t>Imbalance Handling:</w:t>
+      </w:r>
+      <w:r>
+        <w:rPr>
+          <w:rFonts w:eastAsia="Times New Roman" w:cs="Arial"/>
+          <w:kern w:val="0"/>
+          <w:lang w:eastAsia="en-GB"/>
+          <w14:ligatures w14:val="none"/>
+        </w:rPr>
+        <w:t xml:space="preserve"> The model's primary evaluation metric must be the Macro and Micro F1-Score to ensure reliable prediction of rare tags. </w:t>
+      </w:r>
+    </w:p>
+    <w:p>
+      <w:pPr>
+        <w:numPr>
+          <w:ilvl w:val="1"/>
+          <w:numId w:val="2"/>
+        </w:numPr>
+        <w:spacing w:after="100" w:afterAutospacing="1" w:line="240" w:lineRule="auto"/>
+        <w:rPr>
+          <w:rFonts w:eastAsia="Times New Roman" w:cs="Arial"/>
+          <w:kern w:val="0"/>
+          <w:lang w:eastAsia="en-GB"/>
+          <w14:ligatures w14:val="none"/>
+        </w:rPr>
+      </w:pPr>
+      <w:r>
+        <w:rPr>
+          <w:rFonts w:eastAsia="Times New Roman" w:cs="Arial"/>
+          <w:b/>
+          <w:bCs/>
+          <w:kern w:val="0"/>
+          <w:lang w:eastAsia="en-GB"/>
+          <w14:ligatures w14:val="none"/>
+        </w:rPr>
+        <w:t>Cloud Deployment:</w:t>
+      </w:r>
+      <w:r>
+        <w:rPr>
+          <w:rFonts w:eastAsia="Times New Roman" w:cs="Arial"/>
+          <w:kern w:val="0"/>
+          <w:lang w:eastAsia="en-GB"/>
+          <w14:ligatures w14:val="none"/>
+        </w:rPr>
+        <w:t xml:space="preserve"> Both models must be hosted in a Hugging Face Space for reliable inference and accessibility.</w:t>
+      </w:r>
+    </w:p>
+    <w:p>
+      <w:pPr>
+        <w:pStyle w:val="Heading3"/>
+        <w:rPr>
+          <w:rFonts w:eastAsia="Times New Roman"/>
+          <w:b/>
+          <w:bCs/>
+          <w:lang w:eastAsia="en-GB"/>
+        </w:rPr>
+      </w:pPr>
+      <w:r>
+        <w:rPr>
+          <w:rFonts w:eastAsia="Times New Roman"/>
+          <w:b/>
+          <w:bCs/>
+          <w:lang w:eastAsia="en-GB"/>
+        </w:rPr>
+        <w:t>Should Have</w:t>
+      </w:r>
+      <w:r>
+        <w:rPr>
+          <w:rFonts w:eastAsia="Times New Roman"/>
+          <w:b/>
+          <w:bCs/>
+          <w:lang w:eastAsia="en-GB"/>
+        </w:rPr>
+        <w:t>:</w:t>
+      </w:r>
+    </w:p>
+    <w:p>
+      <w:pPr>
+        <w:numPr>
+          <w:ilvl w:val="0"/>
+          <w:numId w:val="3"/>
+        </w:numPr>
+        <w:spacing w:after="100" w:afterAutospacing="1" w:line="240" w:lineRule="auto"/>
+        <w:rPr>
+          <w:rFonts w:eastAsia="Times New Roman" w:cs="Arial"/>
+          <w:kern w:val="0"/>
+          <w:lang w:eastAsia="en-GB"/>
+          <w14:ligatures w14:val="none"/>
+        </w:rPr>
+      </w:pPr>
+      <w:r>
+        <w:rPr>
+          <w:rFonts w:eastAsia="Times New Roman" w:cs="Arial"/>
+          <w:b/>
+          <w:bCs/>
+          <w:kern w:val="0"/>
+          <w:lang w:eastAsia="en-GB"/>
+          <w14:ligatures w14:val="none"/>
+        </w:rPr>
+        <w:t>Functional:</w:t>
+      </w:r>
+    </w:p>
+    <w:p>
+      <w:pPr>
+        <w:numPr>
+          <w:ilvl w:val="1"/>
+          <w:numId w:val="3"/>
+        </w:numPr>
+        <w:spacing w:after="100" w:afterAutospacing="1" w:line="240" w:lineRule="auto"/>
+        <w:rPr>
+          <w:rFonts w:eastAsia="Times New Roman" w:cs="Arial"/>
+          <w:kern w:val="0"/>
+          <w:lang w:eastAsia="en-GB"/>
+          <w14:ligatures w14:val="none"/>
+        </w:rPr>
+      </w:pPr>
+      <w:r>
+        <w:rPr>
+          <w:rFonts w:eastAsia="Times New Roman" w:cs="Arial"/>
+          <w:b/>
+          <w:bCs/>
+          <w:kern w:val="0"/>
+          <w:lang w:eastAsia="en-GB"/>
+          <w14:ligatures w14:val="none"/>
+        </w:rPr>
+        <w:t>User Interface:</w:t>
+      </w:r>
+      <w:r>
+        <w:rPr>
+          <w:rFonts w:eastAsia="Times New Roman" w:cs="Arial"/>
+          <w:kern w:val="0"/>
+          <w:lang w:eastAsia="en-GB"/>
+          <w14:ligatures w14:val="none"/>
+        </w:rPr>
+        <w:t xml:space="preserve"> A front-end interface (e.g., Streamlit) should be deployed to allow Game Masters to easily input custom spell text and select the Spell Rank (X2 feature). </w:t>
+      </w:r>
+    </w:p>
+    <w:p>
+      <w:pPr>
+        <w:numPr>
+          <w:ilvl w:val="1"/>
+          <w:numId w:val="3"/>
+        </w:numPr>
+        <w:spacing w:after="100" w:afterAutospacing="1" w:line="240" w:lineRule="auto"/>
+        <w:rPr>
+          <w:rFonts w:eastAsia="Times New Roman" w:cs="Arial"/>
+          <w:kern w:val="0"/>
+          <w:lang w:eastAsia="en-GB"/>
+          <w14:ligatures w14:val="none"/>
+        </w:rPr>
+      </w:pPr>
+      <w:r>
+        <w:rPr>
+          <w:rFonts w:eastAsia="Times New Roman" w:cs="Arial"/>
+          <w:b/>
+          <w:bCs/>
+          <w:kern w:val="0"/>
+          <w:lang w:eastAsia="en-GB"/>
+          <w14:ligatures w14:val="none"/>
+        </w:rPr>
+        <w:t>Co-occurrence Optimization:</w:t>
+      </w:r>
+      <w:r>
+        <w:rPr>
+          <w:rFonts w:eastAsia="Times New Roman" w:cs="Arial"/>
+          <w:kern w:val="0"/>
+          <w:lang w:eastAsia="en-GB"/>
+          <w14:ligatures w14:val="none"/>
+        </w:rPr>
+        <w:t xml:space="preserve"> The model should leverage the learned co-occurrence matrix to accurately suggest secondary tags based on primary tag predictions. </w:t>
+      </w:r>
+    </w:p>
+    <w:p>
+      <w:pPr>
+        <w:numPr>
+          <w:ilvl w:val="0"/>
+          <w:numId w:val="3"/>
+        </w:numPr>
+        <w:spacing w:after="100" w:afterAutospacing="1" w:line="240" w:lineRule="auto"/>
+        <w:rPr>
+          <w:rFonts w:eastAsia="Times New Roman" w:cs="Arial"/>
+          <w:kern w:val="0"/>
+          <w:lang w:eastAsia="en-GB"/>
+          <w14:ligatures w14:val="none"/>
+        </w:rPr>
+      </w:pPr>
+      <w:r>
+        <w:rPr>
+          <w:rFonts w:eastAsia="Times New Roman" w:cs="Arial"/>
+          <w:b/>
+          <w:bCs/>
+          <w:kern w:val="0"/>
+          <w:lang w:eastAsia="en-GB"/>
+          <w14:ligatures w14:val="none"/>
+        </w:rPr>
+        <w:t>Non-Functional:</w:t>
+      </w:r>
+    </w:p>
+    <w:p>
+      <w:pPr>
+        <w:numPr>
+          <w:ilvl w:val="1"/>
+          <w:numId w:val="3"/>
+        </w:numPr>
+        <w:spacing w:after="100" w:afterAutospacing="1" w:line="240" w:lineRule="auto"/>
+        <w:rPr>
+          <w:rFonts w:eastAsia="Times New Roman" w:cs="Arial"/>
+          <w:kern w:val="0"/>
+          <w:lang w:eastAsia="en-GB"/>
+          <w14:ligatures w14:val="none"/>
+        </w:rPr>
+      </w:pPr>
+      <w:r>
+        <w:rPr>
+          <w:rFonts w:eastAsia="Times New Roman" w:cs="Arial"/>
+          <w:b/>
+          <w:bCs/>
+          <w:kern w:val="0"/>
+          <w:lang w:eastAsia="en-GB"/>
+          <w14:ligatures w14:val="none"/>
+        </w:rPr>
+        <w:t>Inference Speed:</w:t>
+      </w:r>
+      <w:r>
+        <w:rPr>
+          <w:rFonts w:eastAsia="Times New Roman" w:cs="Arial"/>
+          <w:kern w:val="0"/>
+          <w:lang w:eastAsia="en-GB"/>
+          <w14:ligatures w14:val="none"/>
+        </w:rPr>
+        <w:t xml:space="preserve"> The prediction generation and JSON compilation should occur rapidly enough to provide a seamless, disruption-free experience for content creators.</w:t>
+      </w:r>
+    </w:p>
+    <w:p>
+      <w:pPr>
+        <w:pStyle w:val="Heading3"/>
+        <w:rPr>
+          <w:rFonts w:eastAsia="Times New Roman"/>
+          <w:b/>
+          <w:bCs/>
+          <w:lang w:eastAsia="en-GB"/>
+        </w:rPr>
+      </w:pPr>
+      <w:r>
+        <w:rPr>
+          <w:rFonts w:eastAsia="Times New Roman"/>
+          <w:b/>
+          <w:bCs/>
+          <w:lang w:eastAsia="en-GB"/>
+        </w:rPr>
+        <w:t>Could Have</w:t>
+      </w:r>
+      <w:r>
+        <w:rPr>
+          <w:rFonts w:eastAsia="Times New Roman"/>
+          <w:b/>
+          <w:bCs/>
+          <w:lang w:eastAsia="en-GB"/>
+        </w:rPr>
+        <w:t>:</w:t>
+      </w:r>
+    </w:p>
+    <w:p>
+      <w:pPr>
+        <w:numPr>
+          <w:ilvl w:val="0"/>
+          <w:numId w:val="4"/>
+        </w:numPr>
+        <w:spacing w:after="100" w:afterAutospacing="1" w:line="240" w:lineRule="auto"/>
+        <w:rPr>
+          <w:rFonts w:eastAsia="Times New Roman" w:cs="Arial"/>
+          <w:kern w:val="0"/>
+          <w:lang w:eastAsia="en-GB"/>
+          <w14:ligatures w14:val="none"/>
+        </w:rPr>
+      </w:pPr>
+      <w:r>
+        <w:rPr>
+          <w:rFonts w:eastAsia="Times New Roman" w:cs="Arial"/>
+          <w:b/>
+          <w:bCs/>
+          <w:kern w:val="0"/>
+          <w:lang w:eastAsia="en-GB"/>
+          <w14:ligatures w14:val="none"/>
+        </w:rPr>
+        <w:t>Functional:</w:t>
+      </w:r>
+    </w:p>
+    <w:p>
+      <w:pPr>
+        <w:numPr>
+          <w:ilvl w:val="1"/>
+          <w:numId w:val="4"/>
+        </w:numPr>
+        <w:spacing w:after="100" w:afterAutospacing="1" w:line="240" w:lineRule="auto"/>
+        <w:rPr>
+          <w:rFonts w:eastAsia="Times New Roman" w:cs="Arial"/>
+          <w:kern w:val="0"/>
+          <w:lang w:eastAsia="en-GB"/>
+          <w14:ligatures w14:val="none"/>
+        </w:rPr>
+      </w:pPr>
+      <w:r>
+        <w:rPr>
+          <w:rFonts w:eastAsia="Times New Roman" w:cs="Arial"/>
+          <w:b/>
+          <w:bCs/>
+          <w:kern w:val="0"/>
+          <w:lang w:eastAsia="en-GB"/>
+          <w14:ligatures w14:val="none"/>
+        </w:rPr>
+        <w:t>Batch Processing:</w:t>
+      </w:r>
+      <w:r>
+        <w:rPr>
+          <w:rFonts w:eastAsia="Times New Roman" w:cs="Arial"/>
+          <w:kern w:val="0"/>
+          <w:lang w:eastAsia="en-GB"/>
+          <w14:ligatures w14:val="none"/>
+        </w:rPr>
+        <w:t xml:space="preserve"> The UI could allow users to upload a document containing multiple custom spells and process them into a single, bulk JSON compendium.</w:t>
+      </w:r>
+    </w:p>
+    <w:p>
+      <w:pPr>
+        <w:numPr>
+          <w:ilvl w:val="0"/>
+          <w:numId w:val="4"/>
+        </w:numPr>
+        <w:spacing w:after="100" w:afterAutospacing="1" w:line="240" w:lineRule="auto"/>
+        <w:rPr>
+          <w:rFonts w:eastAsia="Times New Roman" w:cs="Arial"/>
+          <w:kern w:val="0"/>
+          <w:lang w:eastAsia="en-GB"/>
+          <w14:ligatures w14:val="none"/>
+        </w:rPr>
+      </w:pPr>
+      <w:r>
+        <w:rPr>
+          <w:rFonts w:eastAsia="Times New Roman" w:cs="Arial"/>
+          <w:b/>
+          <w:bCs/>
+          <w:kern w:val="0"/>
+          <w:lang w:eastAsia="en-GB"/>
+          <w14:ligatures w14:val="none"/>
+        </w:rPr>
+        <w:t>Non-Functional:</w:t>
+      </w:r>
+    </w:p>
+    <w:p>
+      <w:pPr>
+        <w:numPr>
+          <w:ilvl w:val="1"/>
+          <w:numId w:val="4"/>
+        </w:numPr>
+        <w:spacing w:after="100" w:afterAutospacing="1" w:line="240" w:lineRule="auto"/>
+        <w:rPr>
+          <w:rFonts w:eastAsia="Times New Roman" w:cs="Arial"/>
+          <w:kern w:val="0"/>
+          <w:lang w:eastAsia="en-GB"/>
+          <w14:ligatures w14:val="none"/>
+        </w:rPr>
+      </w:pPr>
+      <w:r>
+        <w:rPr>
+          <w:rFonts w:eastAsia="Times New Roman" w:cs="Arial"/>
+          <w:b/>
+          <w:bCs/>
+          <w:kern w:val="0"/>
+          <w:lang w:eastAsia="en-GB"/>
+          <w14:ligatures w14:val="none"/>
+        </w:rPr>
+        <w:t>Continuous Integration:</w:t>
+      </w:r>
+      <w:r>
+        <w:rPr>
+          <w:rFonts w:eastAsia="Times New Roman" w:cs="Arial"/>
+          <w:kern w:val="0"/>
+          <w:lang w:eastAsia="en-GB"/>
+          <w14:ligatures w14:val="none"/>
+        </w:rPr>
+        <w:t xml:space="preserve"> The system could feature a pipeline to scrape and retrain on new data when official updates are published to the Archives of Nethys. </w:t>
+      </w:r>
+    </w:p>
+    <w:p>
+      <w:pPr>
+        <w:pStyle w:val="Heading1"/>
+        <w:numPr>
+          <w:ilvl w:val="0"/>
+          <w:numId w:val="6"/>
+        </w:numPr>
+        <w:rPr>
+          <w:rFonts w:eastAsia="Times New Roman"/>
+          <w:b/>
+          <w:bCs/>
+          <w:lang w:val="en-US" w:eastAsia="en-GB" w:bidi="fa-IR"/>
+        </w:rPr>
+      </w:pPr>
+      <w:r>
+        <w:rPr>
+          <w:rFonts w:eastAsia="Times New Roman"/>
+          <w:b/>
+          <w:bCs/>
+          <w:lang w:val="en-US" w:eastAsia="en-GB" w:bidi="fa-IR"/>
+        </w:rPr>
+        <w:lastRenderedPageBreak/>
+        <w:t>Workflow Diagram</w:t>
+      </w:r>
+    </w:p>
+    <w:p>
+      <w:pPr>
+        <w:rPr>
+          <w:lang w:val="en-US" w:eastAsia="en-GB" w:bidi="fa-IR"/>
+        </w:rPr>
+      </w:pPr>
+    </w:p>
+    <w:p>
+      <w:pPr>
+        <w:pStyle w:val="NormalWeb"/>
+        <w:rPr>
+          <w:rFonts w:asciiTheme="minorHAnsi" w:hAnsiTheme="minorHAnsi"/>
+          <w:lang w:val="uk-UA"/>
+        </w:rPr>
+      </w:pPr>
+      <w:r>
+        <w:rPr>
+          <w:rFonts w:asciiTheme="minorHAnsi" w:hAnsiTheme="minorHAnsi"/>
+          <w:noProof/>
+          <w:lang w:val="uk-UA"/>
+          <w14:ligatures w14:val="standardContextual"/>
+        </w:rPr>
+        <w:drawing>
+          <wp:inline distT="0" distB="0" distL="0" distR="0" wp14:anchorId="3F9AB65B" wp14:editId="410F2B01">
+            <wp:extent cx="4966636" cy="8024573"/>
+            <wp:effectExtent l="0" t="0" r="0" b="1905"/>
+            <wp:docPr id="1475643051" name="Picture 2"/>
+            <wp:cNvGraphicFramePr>
+              <a:graphicFrameLocks xmlns:a="http://schemas.openxmlformats.org/drawingml/2006/main" noChangeAspect="1"/>
+            </wp:cNvGraphicFramePr>
+            <a:graphic xmlns:a="http://schemas.openxmlformats.org/drawingml/2006/main">
+              <a:graphicData uri="http://schemas.openxmlformats.org/drawingml/2006/picture">
+                <pic:pic xmlns:pic="http://schemas.openxmlformats.org/drawingml/2006/picture">
+                  <pic:nvPicPr>
+                    <pic:cNvPr id="1475643051" name="Picture 1475643051"/>
+                    <pic:cNvPicPr/>
+                  </pic:nvPicPr>
+                  <pic:blipFill>
+                    <a:blip r:embed="rId5" cstate="print">
+                      <a:extLst>
+                        <a:ext uri="{28A0092B-C50C-407E-A947-70E740481C1C}">
+                          <a14:useLocalDpi xmlns:a14="http://schemas.microsoft.com/office/drawing/2010/main" val="0"/>
+                        </a:ext>
+                      </a:extLst>
+                    </a:blip>
+                    <a:stretch>
+                      <a:fillRect/>
+                    </a:stretch>
+                  </pic:blipFill>
+                  <pic:spPr>
+                    <a:xfrm>
+                      <a:off x="0" y="0"/>
+                      <a:ext cx="5005343" cy="8087112"/>
+                    </a:xfrm>
+                    <a:prstGeom prst="rect">
+                      <a:avLst/>
+                    </a:prstGeom>
+                  </pic:spPr>
+                </pic:pic>
+              </a:graphicData>
+            </a:graphic>
+          </wp:inline>
+        </w:drawing>
       </w:r>
     </w:p>
     <w:p/>
@@ -62,6 +1249,863 @@
     </w:sectPr>
   </w:body>
 </w:document>
+</file>
+
+<file path=word/numbering.xml><?xml version="1.0" encoding="utf-8"?>
+<w:numbering xmlns:wpc="http://schemas.microsoft.com/office/word/2010/wordprocessingCanvas" xmlns:cx="http://schemas.microsoft.com/office/drawing/2014/chartex" xmlns:cx1="http://schemas.microsoft.com/office/drawing/2015/9/8/chartex" xmlns:cx2="http://schemas.microsoft.com/office/drawing/2015/10/21/chartex" xmlns:cx3="http://schemas.microsoft.com/office/drawing/2016/5/9/chartex" xmlns:cx4="http://schemas.microsoft.com/office/drawing/2016/5/10/chartex" xmlns:cx5="http://schemas.microsoft.com/office/drawing/2016/5/11/chartex" xmlns:cx6="http://schemas.microsoft.com/office/drawing/2016/5/12/chartex" xmlns:cx7="http://schemas.microsoft.com/office/drawing/2016/5/13/chartex" xmlns:cx8="http://schemas.microsoft.com/office/drawing/2016/5/14/chartex" xmlns:mc="http://schemas.openxmlformats.org/markup-compatibility/2006" xmlns:m="http://schemas.openxmlformats.org/officeDocument/2006/math" xmlns:aink="http://schemas.microsoft.com/office/drawing/2016/ink" xmlns:am3d="http://schemas.microsoft.com/office/drawing/2017/model3d" xmlns:oel="http://schemas.microsoft.com/office/2019/extlst" xmlns:r="http://schemas.openxmlformats.org/officeDocument/2006/relationships" xmlns:wp14="http://schemas.microsoft.com/office/word/2010/wordprocessingDrawing" xmlns:wp="http://schemas.openxmlformats.org/drawingml/2006/wordprocessingDrawing" xmlns:wpg="http://schemas.microsoft.com/office/word/2010/wordprocessingGroup" xmlns:wpi="http://schemas.microsoft.com/office/word/2010/wordprocessingInk" xmlns:wps="http://schemas.microsoft.com/office/word/2010/wordprocessingShape" xmlns:o="urn:schemas-microsoft-com:office:office" xmlns:v="urn:schemas-microsoft-com:vml" xmlns:w10="urn:schemas-microsoft-com:office:word" xmlns:w="http://schemas.openxmlformats.org/wordprocessingml/2006/main" xmlns:w14="http://schemas.microsoft.com/office/word/2010/wordml" xmlns:w15="http://schemas.microsoft.com/office/word/2012/wordml" xmlns:w16cex="http://schemas.microsoft.com/office/word/2018/wordml/cex" xmlns:w16cid="http://schemas.microsoft.com/office/word/2016/wordml/cid" xmlns:w16="http://schemas.microsoft.com/office/word/2018/wordml" xmlns:w16sdtdh="http://schemas.microsoft.com/office/word/2020/wordml/sdtdatahash" xmlns:w16sdtfl="http://schemas.microsoft.com/office/word/2024/wordml/sdtformatlock" xmlns:w16se="http://schemas.microsoft.com/office/word/2015/wordml/symex" xmlns:w16du="http://schemas.microsoft.com/office/word/2023/wordml/word16du" xmlns:wne="http://schemas.microsoft.com/office/word/2006/wordml" mc:Ignorable="w14 w15 w16se w16cid w16 w16cex w16sdtdh w16sdtfl w16du wp14">
+  <w:abstractNum w:abstractNumId="0" w15:restartNumberingAfterBreak="0">
+    <w:nsid w:val="00B978E5"/>
+    <w:multiLevelType w:val="multilevel"/>
+    <w:tmpl w:val="52D634C4"/>
+    <w:lvl w:ilvl="0">
+      <w:start w:val="1"/>
+      <w:numFmt w:val="bullet"/>
+      <w:lvlText w:val=""/>
+      <w:lvlJc w:val="left"/>
+      <w:pPr>
+        <w:tabs>
+          <w:tab w:val="num" w:pos="720"/>
+        </w:tabs>
+        <w:ind w:left="720" w:hanging="360"/>
+      </w:pPr>
+      <w:rPr>
+        <w:rFonts w:ascii="Symbol" w:hAnsi="Symbol" w:hint="default"/>
+        <w:sz w:val="20"/>
+      </w:rPr>
+    </w:lvl>
+    <w:lvl w:ilvl="1">
+      <w:start w:val="1"/>
+      <w:numFmt w:val="bullet"/>
+      <w:lvlText w:val="o"/>
+      <w:lvlJc w:val="left"/>
+      <w:pPr>
+        <w:tabs>
+          <w:tab w:val="num" w:pos="1440"/>
+        </w:tabs>
+        <w:ind w:left="1440" w:hanging="360"/>
+      </w:pPr>
+      <w:rPr>
+        <w:rFonts w:ascii="Courier New" w:hAnsi="Courier New" w:hint="default"/>
+        <w:sz w:val="20"/>
+      </w:rPr>
+    </w:lvl>
+    <w:lvl w:ilvl="2" w:tentative="1">
+      <w:start w:val="1"/>
+      <w:numFmt w:val="bullet"/>
+      <w:lvlText w:val=""/>
+      <w:lvlJc w:val="left"/>
+      <w:pPr>
+        <w:tabs>
+          <w:tab w:val="num" w:pos="2160"/>
+        </w:tabs>
+        <w:ind w:left="2160" w:hanging="360"/>
+      </w:pPr>
+      <w:rPr>
+        <w:rFonts w:ascii="Wingdings" w:hAnsi="Wingdings" w:hint="default"/>
+        <w:sz w:val="20"/>
+      </w:rPr>
+    </w:lvl>
+    <w:lvl w:ilvl="3" w:tentative="1">
+      <w:start w:val="1"/>
+      <w:numFmt w:val="bullet"/>
+      <w:lvlText w:val=""/>
+      <w:lvlJc w:val="left"/>
+      <w:pPr>
+        <w:tabs>
+          <w:tab w:val="num" w:pos="2880"/>
+        </w:tabs>
+        <w:ind w:left="2880" w:hanging="360"/>
+      </w:pPr>
+      <w:rPr>
+        <w:rFonts w:ascii="Wingdings" w:hAnsi="Wingdings" w:hint="default"/>
+        <w:sz w:val="20"/>
+      </w:rPr>
+    </w:lvl>
+    <w:lvl w:ilvl="4" w:tentative="1">
+      <w:start w:val="1"/>
+      <w:numFmt w:val="bullet"/>
+      <w:lvlText w:val=""/>
+      <w:lvlJc w:val="left"/>
+      <w:pPr>
+        <w:tabs>
+          <w:tab w:val="num" w:pos="3600"/>
+        </w:tabs>
+        <w:ind w:left="3600" w:hanging="360"/>
+      </w:pPr>
+      <w:rPr>
+        <w:rFonts w:ascii="Wingdings" w:hAnsi="Wingdings" w:hint="default"/>
+        <w:sz w:val="20"/>
+      </w:rPr>
+    </w:lvl>
+    <w:lvl w:ilvl="5" w:tentative="1">
+      <w:start w:val="1"/>
+      <w:numFmt w:val="bullet"/>
+      <w:lvlText w:val=""/>
+      <w:lvlJc w:val="left"/>
+      <w:pPr>
+        <w:tabs>
+          <w:tab w:val="num" w:pos="4320"/>
+        </w:tabs>
+        <w:ind w:left="4320" w:hanging="360"/>
+      </w:pPr>
+      <w:rPr>
+        <w:rFonts w:ascii="Wingdings" w:hAnsi="Wingdings" w:hint="default"/>
+        <w:sz w:val="20"/>
+      </w:rPr>
+    </w:lvl>
+    <w:lvl w:ilvl="6" w:tentative="1">
+      <w:start w:val="1"/>
+      <w:numFmt w:val="bullet"/>
+      <w:lvlText w:val=""/>
+      <w:lvlJc w:val="left"/>
+      <w:pPr>
+        <w:tabs>
+          <w:tab w:val="num" w:pos="5040"/>
+        </w:tabs>
+        <w:ind w:left="5040" w:hanging="360"/>
+      </w:pPr>
+      <w:rPr>
+        <w:rFonts w:ascii="Wingdings" w:hAnsi="Wingdings" w:hint="default"/>
+        <w:sz w:val="20"/>
+      </w:rPr>
+    </w:lvl>
+    <w:lvl w:ilvl="7" w:tentative="1">
+      <w:start w:val="1"/>
+      <w:numFmt w:val="bullet"/>
+      <w:lvlText w:val=""/>
+      <w:lvlJc w:val="left"/>
+      <w:pPr>
+        <w:tabs>
+          <w:tab w:val="num" w:pos="5760"/>
+        </w:tabs>
+        <w:ind w:left="5760" w:hanging="360"/>
+      </w:pPr>
+      <w:rPr>
+        <w:rFonts w:ascii="Wingdings" w:hAnsi="Wingdings" w:hint="default"/>
+        <w:sz w:val="20"/>
+      </w:rPr>
+    </w:lvl>
+    <w:lvl w:ilvl="8" w:tentative="1">
+      <w:start w:val="1"/>
+      <w:numFmt w:val="bullet"/>
+      <w:lvlText w:val=""/>
+      <w:lvlJc w:val="left"/>
+      <w:pPr>
+        <w:tabs>
+          <w:tab w:val="num" w:pos="6480"/>
+        </w:tabs>
+        <w:ind w:left="6480" w:hanging="360"/>
+      </w:pPr>
+      <w:rPr>
+        <w:rFonts w:ascii="Wingdings" w:hAnsi="Wingdings" w:hint="default"/>
+        <w:sz w:val="20"/>
+      </w:rPr>
+    </w:lvl>
+  </w:abstractNum>
+  <w:abstractNum w:abstractNumId="1" w15:restartNumberingAfterBreak="0">
+    <w:nsid w:val="083F05C2"/>
+    <w:multiLevelType w:val="hybridMultilevel"/>
+    <w:tmpl w:val="29C83F30"/>
+    <w:lvl w:ilvl="0" w:tplc="0809000F">
+      <w:start w:val="1"/>
+      <w:numFmt w:val="decimal"/>
+      <w:lvlText w:val="%1."/>
+      <w:lvlJc w:val="left"/>
+      <w:pPr>
+        <w:ind w:left="720" w:hanging="360"/>
+      </w:pPr>
+      <w:rPr>
+        <w:rFonts w:hint="default"/>
+      </w:rPr>
+    </w:lvl>
+    <w:lvl w:ilvl="1" w:tplc="08090019" w:tentative="1">
+      <w:start w:val="1"/>
+      <w:numFmt w:val="lowerLetter"/>
+      <w:lvlText w:val="%2."/>
+      <w:lvlJc w:val="left"/>
+      <w:pPr>
+        <w:ind w:left="1440" w:hanging="360"/>
+      </w:pPr>
+    </w:lvl>
+    <w:lvl w:ilvl="2" w:tplc="0809001B" w:tentative="1">
+      <w:start w:val="1"/>
+      <w:numFmt w:val="lowerRoman"/>
+      <w:lvlText w:val="%3."/>
+      <w:lvlJc w:val="right"/>
+      <w:pPr>
+        <w:ind w:left="2160" w:hanging="180"/>
+      </w:pPr>
+    </w:lvl>
+    <w:lvl w:ilvl="3" w:tplc="0809000F" w:tentative="1">
+      <w:start w:val="1"/>
+      <w:numFmt w:val="decimal"/>
+      <w:lvlText w:val="%4."/>
+      <w:lvlJc w:val="left"/>
+      <w:pPr>
+        <w:ind w:left="2880" w:hanging="360"/>
+      </w:pPr>
+    </w:lvl>
+    <w:lvl w:ilvl="4" w:tplc="08090019" w:tentative="1">
+      <w:start w:val="1"/>
+      <w:numFmt w:val="lowerLetter"/>
+      <w:lvlText w:val="%5."/>
+      <w:lvlJc w:val="left"/>
+      <w:pPr>
+        <w:ind w:left="3600" w:hanging="360"/>
+      </w:pPr>
+    </w:lvl>
+    <w:lvl w:ilvl="5" w:tplc="0809001B" w:tentative="1">
+      <w:start w:val="1"/>
+      <w:numFmt w:val="lowerRoman"/>
+      <w:lvlText w:val="%6."/>
+      <w:lvlJc w:val="right"/>
+      <w:pPr>
+        <w:ind w:left="4320" w:hanging="180"/>
+      </w:pPr>
+    </w:lvl>
+    <w:lvl w:ilvl="6" w:tplc="0809000F" w:tentative="1">
+      <w:start w:val="1"/>
+      <w:numFmt w:val="decimal"/>
+      <w:lvlText w:val="%7."/>
+      <w:lvlJc w:val="left"/>
+      <w:pPr>
+        <w:ind w:left="5040" w:hanging="360"/>
+      </w:pPr>
+    </w:lvl>
+    <w:lvl w:ilvl="7" w:tplc="08090019" w:tentative="1">
+      <w:start w:val="1"/>
+      <w:numFmt w:val="lowerLetter"/>
+      <w:lvlText w:val="%8."/>
+      <w:lvlJc w:val="left"/>
+      <w:pPr>
+        <w:ind w:left="5760" w:hanging="360"/>
+      </w:pPr>
+    </w:lvl>
+    <w:lvl w:ilvl="8" w:tplc="0809001B" w:tentative="1">
+      <w:start w:val="1"/>
+      <w:numFmt w:val="lowerRoman"/>
+      <w:lvlText w:val="%9."/>
+      <w:lvlJc w:val="right"/>
+      <w:pPr>
+        <w:ind w:left="6480" w:hanging="180"/>
+      </w:pPr>
+    </w:lvl>
+  </w:abstractNum>
+  <w:abstractNum w:abstractNumId="2" w15:restartNumberingAfterBreak="0">
+    <w:nsid w:val="13247C8D"/>
+    <w:multiLevelType w:val="multilevel"/>
+    <w:tmpl w:val="E6F6F2D2"/>
+    <w:lvl w:ilvl="0">
+      <w:start w:val="1"/>
+      <w:numFmt w:val="bullet"/>
+      <w:lvlText w:val=""/>
+      <w:lvlJc w:val="left"/>
+      <w:pPr>
+        <w:tabs>
+          <w:tab w:val="num" w:pos="720"/>
+        </w:tabs>
+        <w:ind w:left="720" w:hanging="360"/>
+      </w:pPr>
+      <w:rPr>
+        <w:rFonts w:ascii="Symbol" w:hAnsi="Symbol" w:hint="default"/>
+        <w:sz w:val="20"/>
+      </w:rPr>
+    </w:lvl>
+    <w:lvl w:ilvl="1">
+      <w:start w:val="1"/>
+      <w:numFmt w:val="bullet"/>
+      <w:lvlText w:val="o"/>
+      <w:lvlJc w:val="left"/>
+      <w:pPr>
+        <w:tabs>
+          <w:tab w:val="num" w:pos="1440"/>
+        </w:tabs>
+        <w:ind w:left="1440" w:hanging="360"/>
+      </w:pPr>
+      <w:rPr>
+        <w:rFonts w:ascii="Courier New" w:hAnsi="Courier New" w:hint="default"/>
+        <w:sz w:val="20"/>
+      </w:rPr>
+    </w:lvl>
+    <w:lvl w:ilvl="2" w:tentative="1">
+      <w:start w:val="1"/>
+      <w:numFmt w:val="bullet"/>
+      <w:lvlText w:val=""/>
+      <w:lvlJc w:val="left"/>
+      <w:pPr>
+        <w:tabs>
+          <w:tab w:val="num" w:pos="2160"/>
+        </w:tabs>
+        <w:ind w:left="2160" w:hanging="360"/>
+      </w:pPr>
+      <w:rPr>
+        <w:rFonts w:ascii="Wingdings" w:hAnsi="Wingdings" w:hint="default"/>
+        <w:sz w:val="20"/>
+      </w:rPr>
+    </w:lvl>
+    <w:lvl w:ilvl="3" w:tentative="1">
+      <w:start w:val="1"/>
+      <w:numFmt w:val="bullet"/>
+      <w:lvlText w:val=""/>
+      <w:lvlJc w:val="left"/>
+      <w:pPr>
+        <w:tabs>
+          <w:tab w:val="num" w:pos="2880"/>
+        </w:tabs>
+        <w:ind w:left="2880" w:hanging="360"/>
+      </w:pPr>
+      <w:rPr>
+        <w:rFonts w:ascii="Wingdings" w:hAnsi="Wingdings" w:hint="default"/>
+        <w:sz w:val="20"/>
+      </w:rPr>
+    </w:lvl>
+    <w:lvl w:ilvl="4" w:tentative="1">
+      <w:start w:val="1"/>
+      <w:numFmt w:val="bullet"/>
+      <w:lvlText w:val=""/>
+      <w:lvlJc w:val="left"/>
+      <w:pPr>
+        <w:tabs>
+          <w:tab w:val="num" w:pos="3600"/>
+        </w:tabs>
+        <w:ind w:left="3600" w:hanging="360"/>
+      </w:pPr>
+      <w:rPr>
+        <w:rFonts w:ascii="Wingdings" w:hAnsi="Wingdings" w:hint="default"/>
+        <w:sz w:val="20"/>
+      </w:rPr>
+    </w:lvl>
+    <w:lvl w:ilvl="5" w:tentative="1">
+      <w:start w:val="1"/>
+      <w:numFmt w:val="bullet"/>
+      <w:lvlText w:val=""/>
+      <w:lvlJc w:val="left"/>
+      <w:pPr>
+        <w:tabs>
+          <w:tab w:val="num" w:pos="4320"/>
+        </w:tabs>
+        <w:ind w:left="4320" w:hanging="360"/>
+      </w:pPr>
+      <w:rPr>
+        <w:rFonts w:ascii="Wingdings" w:hAnsi="Wingdings" w:hint="default"/>
+        <w:sz w:val="20"/>
+      </w:rPr>
+    </w:lvl>
+    <w:lvl w:ilvl="6" w:tentative="1">
+      <w:start w:val="1"/>
+      <w:numFmt w:val="bullet"/>
+      <w:lvlText w:val=""/>
+      <w:lvlJc w:val="left"/>
+      <w:pPr>
+        <w:tabs>
+          <w:tab w:val="num" w:pos="5040"/>
+        </w:tabs>
+        <w:ind w:left="5040" w:hanging="360"/>
+      </w:pPr>
+      <w:rPr>
+        <w:rFonts w:ascii="Wingdings" w:hAnsi="Wingdings" w:hint="default"/>
+        <w:sz w:val="20"/>
+      </w:rPr>
+    </w:lvl>
+    <w:lvl w:ilvl="7" w:tentative="1">
+      <w:start w:val="1"/>
+      <w:numFmt w:val="bullet"/>
+      <w:lvlText w:val=""/>
+      <w:lvlJc w:val="left"/>
+      <w:pPr>
+        <w:tabs>
+          <w:tab w:val="num" w:pos="5760"/>
+        </w:tabs>
+        <w:ind w:left="5760" w:hanging="360"/>
+      </w:pPr>
+      <w:rPr>
+        <w:rFonts w:ascii="Wingdings" w:hAnsi="Wingdings" w:hint="default"/>
+        <w:sz w:val="20"/>
+      </w:rPr>
+    </w:lvl>
+    <w:lvl w:ilvl="8" w:tentative="1">
+      <w:start w:val="1"/>
+      <w:numFmt w:val="bullet"/>
+      <w:lvlText w:val=""/>
+      <w:lvlJc w:val="left"/>
+      <w:pPr>
+        <w:tabs>
+          <w:tab w:val="num" w:pos="6480"/>
+        </w:tabs>
+        <w:ind w:left="6480" w:hanging="360"/>
+      </w:pPr>
+      <w:rPr>
+        <w:rFonts w:ascii="Wingdings" w:hAnsi="Wingdings" w:hint="default"/>
+        <w:sz w:val="20"/>
+      </w:rPr>
+    </w:lvl>
+  </w:abstractNum>
+  <w:abstractNum w:abstractNumId="3" w15:restartNumberingAfterBreak="0">
+    <w:nsid w:val="19AA4B2A"/>
+    <w:multiLevelType w:val="multilevel"/>
+    <w:tmpl w:val="875C71E2"/>
+    <w:lvl w:ilvl="0">
+      <w:start w:val="1"/>
+      <w:numFmt w:val="bullet"/>
+      <w:lvlText w:val=""/>
+      <w:lvlJc w:val="left"/>
+      <w:pPr>
+        <w:tabs>
+          <w:tab w:val="num" w:pos="720"/>
+        </w:tabs>
+        <w:ind w:left="720" w:hanging="360"/>
+      </w:pPr>
+      <w:rPr>
+        <w:rFonts w:ascii="Symbol" w:hAnsi="Symbol" w:hint="default"/>
+        <w:sz w:val="20"/>
+      </w:rPr>
+    </w:lvl>
+    <w:lvl w:ilvl="1">
+      <w:start w:val="1"/>
+      <w:numFmt w:val="bullet"/>
+      <w:lvlText w:val="o"/>
+      <w:lvlJc w:val="left"/>
+      <w:pPr>
+        <w:tabs>
+          <w:tab w:val="num" w:pos="1440"/>
+        </w:tabs>
+        <w:ind w:left="1440" w:hanging="360"/>
+      </w:pPr>
+      <w:rPr>
+        <w:rFonts w:ascii="Courier New" w:hAnsi="Courier New" w:hint="default"/>
+        <w:sz w:val="20"/>
+      </w:rPr>
+    </w:lvl>
+    <w:lvl w:ilvl="2" w:tentative="1">
+      <w:start w:val="1"/>
+      <w:numFmt w:val="bullet"/>
+      <w:lvlText w:val=""/>
+      <w:lvlJc w:val="left"/>
+      <w:pPr>
+        <w:tabs>
+          <w:tab w:val="num" w:pos="2160"/>
+        </w:tabs>
+        <w:ind w:left="2160" w:hanging="360"/>
+      </w:pPr>
+      <w:rPr>
+        <w:rFonts w:ascii="Wingdings" w:hAnsi="Wingdings" w:hint="default"/>
+        <w:sz w:val="20"/>
+      </w:rPr>
+    </w:lvl>
+    <w:lvl w:ilvl="3" w:tentative="1">
+      <w:start w:val="1"/>
+      <w:numFmt w:val="bullet"/>
+      <w:lvlText w:val=""/>
+      <w:lvlJc w:val="left"/>
+      <w:pPr>
+        <w:tabs>
+          <w:tab w:val="num" w:pos="2880"/>
+        </w:tabs>
+        <w:ind w:left="2880" w:hanging="360"/>
+      </w:pPr>
+      <w:rPr>
+        <w:rFonts w:ascii="Wingdings" w:hAnsi="Wingdings" w:hint="default"/>
+        <w:sz w:val="20"/>
+      </w:rPr>
+    </w:lvl>
+    <w:lvl w:ilvl="4" w:tentative="1">
+      <w:start w:val="1"/>
+      <w:numFmt w:val="bullet"/>
+      <w:lvlText w:val=""/>
+      <w:lvlJc w:val="left"/>
+      <w:pPr>
+        <w:tabs>
+          <w:tab w:val="num" w:pos="3600"/>
+        </w:tabs>
+        <w:ind w:left="3600" w:hanging="360"/>
+      </w:pPr>
+      <w:rPr>
+        <w:rFonts w:ascii="Wingdings" w:hAnsi="Wingdings" w:hint="default"/>
+        <w:sz w:val="20"/>
+      </w:rPr>
+    </w:lvl>
+    <w:lvl w:ilvl="5" w:tentative="1">
+      <w:start w:val="1"/>
+      <w:numFmt w:val="bullet"/>
+      <w:lvlText w:val=""/>
+      <w:lvlJc w:val="left"/>
+      <w:pPr>
+        <w:tabs>
+          <w:tab w:val="num" w:pos="4320"/>
+        </w:tabs>
+        <w:ind w:left="4320" w:hanging="360"/>
+      </w:pPr>
+      <w:rPr>
+        <w:rFonts w:ascii="Wingdings" w:hAnsi="Wingdings" w:hint="default"/>
+        <w:sz w:val="20"/>
+      </w:rPr>
+    </w:lvl>
+    <w:lvl w:ilvl="6" w:tentative="1">
+      <w:start w:val="1"/>
+      <w:numFmt w:val="bullet"/>
+      <w:lvlText w:val=""/>
+      <w:lvlJc w:val="left"/>
+      <w:pPr>
+        <w:tabs>
+          <w:tab w:val="num" w:pos="5040"/>
+        </w:tabs>
+        <w:ind w:left="5040" w:hanging="360"/>
+      </w:pPr>
+      <w:rPr>
+        <w:rFonts w:ascii="Wingdings" w:hAnsi="Wingdings" w:hint="default"/>
+        <w:sz w:val="20"/>
+      </w:rPr>
+    </w:lvl>
+    <w:lvl w:ilvl="7" w:tentative="1">
+      <w:start w:val="1"/>
+      <w:numFmt w:val="bullet"/>
+      <w:lvlText w:val=""/>
+      <w:lvlJc w:val="left"/>
+      <w:pPr>
+        <w:tabs>
+          <w:tab w:val="num" w:pos="5760"/>
+        </w:tabs>
+        <w:ind w:left="5760" w:hanging="360"/>
+      </w:pPr>
+      <w:rPr>
+        <w:rFonts w:ascii="Wingdings" w:hAnsi="Wingdings" w:hint="default"/>
+        <w:sz w:val="20"/>
+      </w:rPr>
+    </w:lvl>
+    <w:lvl w:ilvl="8" w:tentative="1">
+      <w:start w:val="1"/>
+      <w:numFmt w:val="bullet"/>
+      <w:lvlText w:val=""/>
+      <w:lvlJc w:val="left"/>
+      <w:pPr>
+        <w:tabs>
+          <w:tab w:val="num" w:pos="6480"/>
+        </w:tabs>
+        <w:ind w:left="6480" w:hanging="360"/>
+      </w:pPr>
+      <w:rPr>
+        <w:rFonts w:ascii="Wingdings" w:hAnsi="Wingdings" w:hint="default"/>
+        <w:sz w:val="20"/>
+      </w:rPr>
+    </w:lvl>
+  </w:abstractNum>
+  <w:abstractNum w:abstractNumId="4" w15:restartNumberingAfterBreak="0">
+    <w:nsid w:val="3903739D"/>
+    <w:multiLevelType w:val="multilevel"/>
+    <w:tmpl w:val="88025AFE"/>
+    <w:lvl w:ilvl="0">
+      <w:start w:val="1"/>
+      <w:numFmt w:val="bullet"/>
+      <w:lvlText w:val=""/>
+      <w:lvlJc w:val="left"/>
+      <w:pPr>
+        <w:tabs>
+          <w:tab w:val="num" w:pos="720"/>
+        </w:tabs>
+        <w:ind w:left="720" w:hanging="360"/>
+      </w:pPr>
+      <w:rPr>
+        <w:rFonts w:ascii="Symbol" w:hAnsi="Symbol" w:hint="default"/>
+        <w:sz w:val="20"/>
+      </w:rPr>
+    </w:lvl>
+    <w:lvl w:ilvl="1" w:tentative="1">
+      <w:start w:val="1"/>
+      <w:numFmt w:val="bullet"/>
+      <w:lvlText w:val="o"/>
+      <w:lvlJc w:val="left"/>
+      <w:pPr>
+        <w:tabs>
+          <w:tab w:val="num" w:pos="1440"/>
+        </w:tabs>
+        <w:ind w:left="1440" w:hanging="360"/>
+      </w:pPr>
+      <w:rPr>
+        <w:rFonts w:ascii="Courier New" w:hAnsi="Courier New" w:hint="default"/>
+        <w:sz w:val="20"/>
+      </w:rPr>
+    </w:lvl>
+    <w:lvl w:ilvl="2" w:tentative="1">
+      <w:start w:val="1"/>
+      <w:numFmt w:val="bullet"/>
+      <w:lvlText w:val=""/>
+      <w:lvlJc w:val="left"/>
+      <w:pPr>
+        <w:tabs>
+          <w:tab w:val="num" w:pos="2160"/>
+        </w:tabs>
+        <w:ind w:left="2160" w:hanging="360"/>
+      </w:pPr>
+      <w:rPr>
+        <w:rFonts w:ascii="Wingdings" w:hAnsi="Wingdings" w:hint="default"/>
+        <w:sz w:val="20"/>
+      </w:rPr>
+    </w:lvl>
+    <w:lvl w:ilvl="3" w:tentative="1">
+      <w:start w:val="1"/>
+      <w:numFmt w:val="bullet"/>
+      <w:lvlText w:val=""/>
+      <w:lvlJc w:val="left"/>
+      <w:pPr>
+        <w:tabs>
+          <w:tab w:val="num" w:pos="2880"/>
+        </w:tabs>
+        <w:ind w:left="2880" w:hanging="360"/>
+      </w:pPr>
+      <w:rPr>
+        <w:rFonts w:ascii="Wingdings" w:hAnsi="Wingdings" w:hint="default"/>
+        <w:sz w:val="20"/>
+      </w:rPr>
+    </w:lvl>
+    <w:lvl w:ilvl="4" w:tentative="1">
+      <w:start w:val="1"/>
+      <w:numFmt w:val="bullet"/>
+      <w:lvlText w:val=""/>
+      <w:lvlJc w:val="left"/>
+      <w:pPr>
+        <w:tabs>
+          <w:tab w:val="num" w:pos="3600"/>
+        </w:tabs>
+        <w:ind w:left="3600" w:hanging="360"/>
+      </w:pPr>
+      <w:rPr>
+        <w:rFonts w:ascii="Wingdings" w:hAnsi="Wingdings" w:hint="default"/>
+        <w:sz w:val="20"/>
+      </w:rPr>
+    </w:lvl>
+    <w:lvl w:ilvl="5" w:tentative="1">
+      <w:start w:val="1"/>
+      <w:numFmt w:val="bullet"/>
+      <w:lvlText w:val=""/>
+      <w:lvlJc w:val="left"/>
+      <w:pPr>
+        <w:tabs>
+          <w:tab w:val="num" w:pos="4320"/>
+        </w:tabs>
+        <w:ind w:left="4320" w:hanging="360"/>
+      </w:pPr>
+      <w:rPr>
+        <w:rFonts w:ascii="Wingdings" w:hAnsi="Wingdings" w:hint="default"/>
+        <w:sz w:val="20"/>
+      </w:rPr>
+    </w:lvl>
+    <w:lvl w:ilvl="6" w:tentative="1">
+      <w:start w:val="1"/>
+      <w:numFmt w:val="bullet"/>
+      <w:lvlText w:val=""/>
+      <w:lvlJc w:val="left"/>
+      <w:pPr>
+        <w:tabs>
+          <w:tab w:val="num" w:pos="5040"/>
+        </w:tabs>
+        <w:ind w:left="5040" w:hanging="360"/>
+      </w:pPr>
+      <w:rPr>
+        <w:rFonts w:ascii="Wingdings" w:hAnsi="Wingdings" w:hint="default"/>
+        <w:sz w:val="20"/>
+      </w:rPr>
+    </w:lvl>
+    <w:lvl w:ilvl="7" w:tentative="1">
+      <w:start w:val="1"/>
+      <w:numFmt w:val="bullet"/>
+      <w:lvlText w:val=""/>
+      <w:lvlJc w:val="left"/>
+      <w:pPr>
+        <w:tabs>
+          <w:tab w:val="num" w:pos="5760"/>
+        </w:tabs>
+        <w:ind w:left="5760" w:hanging="360"/>
+      </w:pPr>
+      <w:rPr>
+        <w:rFonts w:ascii="Wingdings" w:hAnsi="Wingdings" w:hint="default"/>
+        <w:sz w:val="20"/>
+      </w:rPr>
+    </w:lvl>
+    <w:lvl w:ilvl="8" w:tentative="1">
+      <w:start w:val="1"/>
+      <w:numFmt w:val="bullet"/>
+      <w:lvlText w:val=""/>
+      <w:lvlJc w:val="left"/>
+      <w:pPr>
+        <w:tabs>
+          <w:tab w:val="num" w:pos="6480"/>
+        </w:tabs>
+        <w:ind w:left="6480" w:hanging="360"/>
+      </w:pPr>
+      <w:rPr>
+        <w:rFonts w:ascii="Wingdings" w:hAnsi="Wingdings" w:hint="default"/>
+        <w:sz w:val="20"/>
+      </w:rPr>
+    </w:lvl>
+  </w:abstractNum>
+  <w:abstractNum w:abstractNumId="5" w15:restartNumberingAfterBreak="0">
+    <w:nsid w:val="71174CD4"/>
+    <w:multiLevelType w:val="multilevel"/>
+    <w:tmpl w:val="649AE31A"/>
+    <w:lvl w:ilvl="0">
+      <w:start w:val="1"/>
+      <w:numFmt w:val="bullet"/>
+      <w:lvlText w:val=""/>
+      <w:lvlJc w:val="left"/>
+      <w:pPr>
+        <w:tabs>
+          <w:tab w:val="num" w:pos="720"/>
+        </w:tabs>
+        <w:ind w:left="720" w:hanging="360"/>
+      </w:pPr>
+      <w:rPr>
+        <w:rFonts w:ascii="Symbol" w:hAnsi="Symbol" w:hint="default"/>
+        <w:sz w:val="20"/>
+      </w:rPr>
+    </w:lvl>
+    <w:lvl w:ilvl="1">
+      <w:start w:val="1"/>
+      <w:numFmt w:val="bullet"/>
+      <w:lvlText w:val="o"/>
+      <w:lvlJc w:val="left"/>
+      <w:pPr>
+        <w:tabs>
+          <w:tab w:val="num" w:pos="1440"/>
+        </w:tabs>
+        <w:ind w:left="1440" w:hanging="360"/>
+      </w:pPr>
+      <w:rPr>
+        <w:rFonts w:ascii="Courier New" w:hAnsi="Courier New" w:hint="default"/>
+        <w:sz w:val="20"/>
+      </w:rPr>
+    </w:lvl>
+    <w:lvl w:ilvl="2" w:tentative="1">
+      <w:start w:val="1"/>
+      <w:numFmt w:val="bullet"/>
+      <w:lvlText w:val=""/>
+      <w:lvlJc w:val="left"/>
+      <w:pPr>
+        <w:tabs>
+          <w:tab w:val="num" w:pos="2160"/>
+        </w:tabs>
+        <w:ind w:left="2160" w:hanging="360"/>
+      </w:pPr>
+      <w:rPr>
+        <w:rFonts w:ascii="Wingdings" w:hAnsi="Wingdings" w:hint="default"/>
+        <w:sz w:val="20"/>
+      </w:rPr>
+    </w:lvl>
+    <w:lvl w:ilvl="3" w:tentative="1">
+      <w:start w:val="1"/>
+      <w:numFmt w:val="bullet"/>
+      <w:lvlText w:val=""/>
+      <w:lvlJc w:val="left"/>
+      <w:pPr>
+        <w:tabs>
+          <w:tab w:val="num" w:pos="2880"/>
+        </w:tabs>
+        <w:ind w:left="2880" w:hanging="360"/>
+      </w:pPr>
+      <w:rPr>
+        <w:rFonts w:ascii="Wingdings" w:hAnsi="Wingdings" w:hint="default"/>
+        <w:sz w:val="20"/>
+      </w:rPr>
+    </w:lvl>
+    <w:lvl w:ilvl="4" w:tentative="1">
+      <w:start w:val="1"/>
+      <w:numFmt w:val="bullet"/>
+      <w:lvlText w:val=""/>
+      <w:lvlJc w:val="left"/>
+      <w:pPr>
+        <w:tabs>
+          <w:tab w:val="num" w:pos="3600"/>
+        </w:tabs>
+        <w:ind w:left="3600" w:hanging="360"/>
+      </w:pPr>
+      <w:rPr>
+        <w:rFonts w:ascii="Wingdings" w:hAnsi="Wingdings" w:hint="default"/>
+        <w:sz w:val="20"/>
+      </w:rPr>
+    </w:lvl>
+    <w:lvl w:ilvl="5" w:tentative="1">
+      <w:start w:val="1"/>
+      <w:numFmt w:val="bullet"/>
+      <w:lvlText w:val=""/>
+      <w:lvlJc w:val="left"/>
+      <w:pPr>
+        <w:tabs>
+          <w:tab w:val="num" w:pos="4320"/>
+        </w:tabs>
+        <w:ind w:left="4320" w:hanging="360"/>
+      </w:pPr>
+      <w:rPr>
+        <w:rFonts w:ascii="Wingdings" w:hAnsi="Wingdings" w:hint="default"/>
+        <w:sz w:val="20"/>
+      </w:rPr>
+    </w:lvl>
+    <w:lvl w:ilvl="6" w:tentative="1">
+      <w:start w:val="1"/>
+      <w:numFmt w:val="bullet"/>
+      <w:lvlText w:val=""/>
+      <w:lvlJc w:val="left"/>
+      <w:pPr>
+        <w:tabs>
+          <w:tab w:val="num" w:pos="5040"/>
+        </w:tabs>
+        <w:ind w:left="5040" w:hanging="360"/>
+      </w:pPr>
+      <w:rPr>
+        <w:rFonts w:ascii="Wingdings" w:hAnsi="Wingdings" w:hint="default"/>
+        <w:sz w:val="20"/>
+      </w:rPr>
+    </w:lvl>
+    <w:lvl w:ilvl="7" w:tentative="1">
+      <w:start w:val="1"/>
+      <w:numFmt w:val="bullet"/>
+      <w:lvlText w:val=""/>
+      <w:lvlJc w:val="left"/>
+      <w:pPr>
+        <w:tabs>
+          <w:tab w:val="num" w:pos="5760"/>
+        </w:tabs>
+        <w:ind w:left="5760" w:hanging="360"/>
+      </w:pPr>
+      <w:rPr>
+        <w:rFonts w:ascii="Wingdings" w:hAnsi="Wingdings" w:hint="default"/>
+        <w:sz w:val="20"/>
+      </w:rPr>
+    </w:lvl>
+    <w:lvl w:ilvl="8" w:tentative="1">
+      <w:start w:val="1"/>
+      <w:numFmt w:val="bullet"/>
+      <w:lvlText w:val=""/>
+      <w:lvlJc w:val="left"/>
+      <w:pPr>
+        <w:tabs>
+          <w:tab w:val="num" w:pos="6480"/>
+        </w:tabs>
+        <w:ind w:left="6480" w:hanging="360"/>
+      </w:pPr>
+      <w:rPr>
+        <w:rFonts w:ascii="Wingdings" w:hAnsi="Wingdings" w:hint="default"/>
+        <w:sz w:val="20"/>
+      </w:rPr>
+    </w:lvl>
+  </w:abstractNum>
+  <w:num w:numId="1" w16cid:durableId="492986934">
+    <w:abstractNumId w:val="4"/>
+  </w:num>
+  <w:num w:numId="2" w16cid:durableId="2091853740">
+    <w:abstractNumId w:val="5"/>
+  </w:num>
+  <w:num w:numId="3" w16cid:durableId="1034112948">
+    <w:abstractNumId w:val="3"/>
+  </w:num>
+  <w:num w:numId="4" w16cid:durableId="1226452948">
+    <w:abstractNumId w:val="0"/>
+  </w:num>
+  <w:num w:numId="5" w16cid:durableId="368728421">
+    <w:abstractNumId w:val="2"/>
+  </w:num>
+  <w:num w:numId="6" w16cid:durableId="25260743">
+    <w:abstractNumId w:val="1"/>
+  </w:num>
+</w:numbering>
 </file>
 
 <file path=word/styles.xml><?xml version="1.0" encoding="utf-8"?>
@@ -492,7 +2536,6 @@
     <w:next w:val="Normal"/>
     <w:link w:val="Heading2Char"/>
     <w:uiPriority w:val="9"/>
-    <w:semiHidden/>
     <w:unhideWhenUsed/>
     <w:qFormat/>
     <w:rsid w:val="00182658"/>
@@ -515,7 +2558,6 @@
     <w:next w:val="Normal"/>
     <w:link w:val="Heading3Char"/>
     <w:uiPriority w:val="9"/>
-    <w:semiHidden/>
     <w:unhideWhenUsed/>
     <w:qFormat/>
     <w:rsid w:val="00182658"/>
@@ -709,7 +2751,6 @@
     <w:basedOn w:val="DefaultParagraphFont"/>
     <w:link w:val="Heading2"/>
     <w:uiPriority w:val="9"/>
-    <w:semiHidden/>
     <w:rsid w:val="00182658"/>
     <w:rPr>
       <w:rFonts w:asciiTheme="majorHAnsi" w:eastAsiaTheme="majorEastAsia" w:hAnsiTheme="majorHAnsi" w:cstheme="majorBidi"/>
@@ -723,7 +2764,6 @@
     <w:basedOn w:val="DefaultParagraphFont"/>
     <w:link w:val="Heading3"/>
     <w:uiPriority w:val="9"/>
-    <w:semiHidden/>
     <w:rsid w:val="00182658"/>
     <w:rPr>
       <w:rFonts w:eastAsiaTheme="majorEastAsia" w:cstheme="majorBidi"/>
@@ -985,7 +3025,6 @@
     <w:name w:val="Normal (Web)"/>
     <w:basedOn w:val="Normal"/>
     <w:uiPriority w:val="99"/>
-    <w:semiHidden/>
     <w:unhideWhenUsed/>
     <w:rsid w:val="00EC6985"/>
     <w:pPr>
@@ -996,6 +3035,19 @@
       <w:kern w:val="0"/>
       <w:lang w:eastAsia="en-GB"/>
       <w14:ligatures w14:val="none"/>
+    </w:rPr>
+  </w:style>
+  <w:style w:type="character" w:styleId="HTMLCode">
+    <w:name w:val="HTML Code"/>
+    <w:basedOn w:val="DefaultParagraphFont"/>
+    <w:uiPriority w:val="99"/>
+    <w:semiHidden/>
+    <w:unhideWhenUsed/>
+    <w:rsid w:val="00CF0C79"/>
+    <w:rPr>
+      <w:rFonts w:ascii="Courier New" w:eastAsia="Times New Roman" w:hAnsi="Courier New" w:cs="Courier New"/>
+      <w:sz w:val="20"/>
+      <w:szCs w:val="20"/>
     </w:rPr>
   </w:style>
 </w:styles>
